--- a/00-首页/题组Word/第一轮习题集/化学原理/沉淀溶解平衡习题集-学生版.docx
+++ b/00-首页/题组Word/第一轮习题集/化学原理/沉淀溶解平衡习题集-学生版.docx
@@ -1310,6 +1310,31 @@
     </w:p>
     <w:p>
       <w:pPr>
+        <w:spacing w:before="0" w:after="0"/>
+      </w:pPr>
+    </w:p>
+    <w:p>
+      <w:pPr>
+        <w:spacing w:before="0" w:after="0"/>
+      </w:pPr>
+    </w:p>
+    <w:p>
+      <w:pPr>
+        <w:spacing w:before="0" w:after="0"/>
+      </w:pPr>
+    </w:p>
+    <w:p>
+      <w:pPr>
+        <w:spacing w:before="0" w:after="0"/>
+      </w:pPr>
+    </w:p>
+    <w:p>
+      <w:pPr>
+        <w:spacing w:before="0" w:after="0"/>
+      </w:pPr>
+    </w:p>
+    <w:p>
+      <w:pPr>
         <w:spacing w:before="160" w:after="80"/>
       </w:pPr>
       <w:r>
@@ -1831,6 +1856,31 @@
     </w:p>
     <w:p>
       <w:pPr>
+        <w:spacing w:before="0" w:after="0"/>
+      </w:pPr>
+    </w:p>
+    <w:p>
+      <w:pPr>
+        <w:spacing w:before="0" w:after="0"/>
+      </w:pPr>
+    </w:p>
+    <w:p>
+      <w:pPr>
+        <w:spacing w:before="0" w:after="0"/>
+      </w:pPr>
+    </w:p>
+    <w:p>
+      <w:pPr>
+        <w:spacing w:before="0" w:after="0"/>
+      </w:pPr>
+    </w:p>
+    <w:p>
+      <w:pPr>
+        <w:spacing w:before="0" w:after="0"/>
+      </w:pPr>
+    </w:p>
+    <w:p>
+      <w:pPr>
         <w:spacing w:before="160" w:after="80"/>
       </w:pPr>
       <w:r>
@@ -2233,6 +2283,21 @@
     </w:p>
     <w:p>
       <w:pPr>
+        <w:spacing w:before="0" w:after="0"/>
+      </w:pPr>
+    </w:p>
+    <w:p>
+      <w:pPr>
+        <w:spacing w:before="0" w:after="0"/>
+      </w:pPr>
+    </w:p>
+    <w:p>
+      <w:pPr>
+        <w:spacing w:before="0" w:after="0"/>
+      </w:pPr>
+    </w:p>
+    <w:p>
+      <w:pPr>
         <w:spacing w:before="160" w:after="80"/>
       </w:pPr>
       <w:r>
@@ -2641,6 +2706,21 @@
         </w:rPr>
         <w:t xml:space="preserve">？</w:t>
       </w:r>
+    </w:p>
+    <w:p>
+      <w:pPr>
+        <w:spacing w:before="0" w:after="0"/>
+      </w:pPr>
+    </w:p>
+    <w:p>
+      <w:pPr>
+        <w:spacing w:before="0" w:after="0"/>
+      </w:pPr>
+    </w:p>
+    <w:p>
+      <w:pPr>
+        <w:spacing w:before="0" w:after="0"/>
+      </w:pPr>
     </w:p>
     <w:p>
       <w:pPr>
@@ -3416,6 +3496,21 @@
     </w:p>
     <w:p>
       <w:pPr>
+        <w:spacing w:before="0" w:after="0"/>
+      </w:pPr>
+    </w:p>
+    <w:p>
+      <w:pPr>
+        <w:spacing w:before="0" w:after="0"/>
+      </w:pPr>
+    </w:p>
+    <w:p>
+      <w:pPr>
+        <w:spacing w:before="0" w:after="0"/>
+      </w:pPr>
+    </w:p>
+    <w:p>
+      <w:pPr>
         <w:spacing w:before="160" w:after="80"/>
       </w:pPr>
       <w:r>
@@ -3633,6 +3728,21 @@
         </w:rPr>
         <w:t>？</w:t>
       </w:r>
+    </w:p>
+    <w:p>
+      <w:pPr>
+        <w:spacing w:before="0" w:after="0"/>
+      </w:pPr>
+    </w:p>
+    <w:p>
+      <w:pPr>
+        <w:spacing w:before="0" w:after="0"/>
+      </w:pPr>
+    </w:p>
+    <w:p>
+      <w:pPr>
+        <w:spacing w:before="0" w:after="0"/>
+      </w:pPr>
     </w:p>
     <w:p>
       <w:pPr>
@@ -3879,6 +3989,21 @@
     </w:p>
     <w:p>
       <w:pPr>
+        <w:spacing w:before="0" w:after="0"/>
+      </w:pPr>
+    </w:p>
+    <w:p>
+      <w:pPr>
+        <w:spacing w:before="0" w:after="0"/>
+      </w:pPr>
+    </w:p>
+    <w:p>
+      <w:pPr>
+        <w:spacing w:before="0" w:after="0"/>
+      </w:pPr>
+    </w:p>
+    <w:p>
+      <w:pPr>
         <w:spacing w:before="160" w:after="80"/>
       </w:pPr>
       <w:r>
@@ -4052,6 +4177,21 @@
         </w:rPr>
         <w:t>。</w:t>
       </w:r>
+    </w:p>
+    <w:p>
+      <w:pPr>
+        <w:spacing w:before="0" w:after="0"/>
+      </w:pPr>
+    </w:p>
+    <w:p>
+      <w:pPr>
+        <w:spacing w:before="0" w:after="0"/>
+      </w:pPr>
+    </w:p>
+    <w:p>
+      <w:pPr>
+        <w:spacing w:before="0" w:after="0"/>
+      </w:pPr>
     </w:p>
     <w:p>
       <w:pPr>
@@ -4612,6 +4752,31 @@
         </w:rPr>
         <w:t xml:space="preserve">。</w:t>
       </w:r>
+    </w:p>
+    <w:p>
+      <w:pPr>
+        <w:spacing w:before="0" w:after="0"/>
+      </w:pPr>
+    </w:p>
+    <w:p>
+      <w:pPr>
+        <w:spacing w:before="0" w:after="0"/>
+      </w:pPr>
+    </w:p>
+    <w:p>
+      <w:pPr>
+        <w:spacing w:before="0" w:after="0"/>
+      </w:pPr>
+    </w:p>
+    <w:p>
+      <w:pPr>
+        <w:spacing w:before="0" w:after="0"/>
+      </w:pPr>
+    </w:p>
+    <w:p>
+      <w:pPr>
+        <w:spacing w:before="0" w:after="0"/>
+      </w:pPr>
     </w:p>
     <w:p>
       <w:pPr>
@@ -5705,6 +5870,31 @@
     </w:p>
     <w:p>
       <w:pPr>
+        <w:spacing w:before="0" w:after="0"/>
+      </w:pPr>
+    </w:p>
+    <w:p>
+      <w:pPr>
+        <w:spacing w:before="0" w:after="0"/>
+      </w:pPr>
+    </w:p>
+    <w:p>
+      <w:pPr>
+        <w:spacing w:before="0" w:after="0"/>
+      </w:pPr>
+    </w:p>
+    <w:p>
+      <w:pPr>
+        <w:spacing w:before="0" w:after="0"/>
+      </w:pPr>
+    </w:p>
+    <w:p>
+      <w:pPr>
+        <w:spacing w:before="0" w:after="0"/>
+      </w:pPr>
+    </w:p>
+    <w:p>
+      <w:pPr>
         <w:spacing w:before="160" w:after="80"/>
       </w:pPr>
       <w:r>
@@ -6101,6 +6291,21 @@
     </w:p>
     <w:p>
       <w:pPr>
+        <w:spacing w:before="0" w:after="0"/>
+      </w:pPr>
+    </w:p>
+    <w:p>
+      <w:pPr>
+        <w:spacing w:before="0" w:after="0"/>
+      </w:pPr>
+    </w:p>
+    <w:p>
+      <w:pPr>
+        <w:spacing w:before="0" w:after="0"/>
+      </w:pPr>
+    </w:p>
+    <w:p>
+      <w:pPr>
         <w:spacing w:before="160" w:after="80"/>
       </w:pPr>
       <w:r>
@@ -6433,6 +6638,21 @@
     </w:p>
     <w:p>
       <w:pPr>
+        <w:spacing w:before="0" w:after="0"/>
+      </w:pPr>
+    </w:p>
+    <w:p>
+      <w:pPr>
+        <w:spacing w:before="0" w:after="0"/>
+      </w:pPr>
+    </w:p>
+    <w:p>
+      <w:pPr>
+        <w:spacing w:before="0" w:after="0"/>
+      </w:pPr>
+    </w:p>
+    <w:p>
+      <w:pPr>
         <w:spacing w:before="160" w:after="80"/>
       </w:pPr>
       <w:r>
@@ -6685,6 +6905,21 @@
     </w:p>
     <w:p>
       <w:pPr>
+        <w:spacing w:before="0" w:after="0"/>
+      </w:pPr>
+    </w:p>
+    <w:p>
+      <w:pPr>
+        <w:spacing w:before="0" w:after="0"/>
+      </w:pPr>
+    </w:p>
+    <w:p>
+      <w:pPr>
+        <w:spacing w:before="0" w:after="0"/>
+      </w:pPr>
+    </w:p>
+    <w:p>
+      <w:pPr>
         <w:spacing w:before="160" w:after="80"/>
       </w:pPr>
       <w:r>
@@ -6886,6 +7121,21 @@
     </w:p>
     <w:p>
       <w:pPr>
+        <w:spacing w:before="0" w:after="0"/>
+      </w:pPr>
+    </w:p>
+    <w:p>
+      <w:pPr>
+        <w:spacing w:before="0" w:after="0"/>
+      </w:pPr>
+    </w:p>
+    <w:p>
+      <w:pPr>
+        <w:spacing w:before="0" w:after="0"/>
+      </w:pPr>
+    </w:p>
+    <w:p>
+      <w:pPr>
         <w:spacing w:before="160" w:after="80"/>
       </w:pPr>
       <w:r>
@@ -7106,6 +7356,21 @@
     </w:p>
     <w:p>
       <w:pPr>
+        <w:spacing w:before="0" w:after="0"/>
+      </w:pPr>
+    </w:p>
+    <w:p>
+      <w:pPr>
+        <w:spacing w:before="0" w:after="0"/>
+      </w:pPr>
+    </w:p>
+    <w:p>
+      <w:pPr>
+        <w:spacing w:before="0" w:after="0"/>
+      </w:pPr>
+    </w:p>
+    <w:p>
+      <w:pPr>
         <w:spacing w:before="160" w:after="80"/>
       </w:pPr>
       <w:r>
@@ -7364,6 +7629,21 @@
         </w:rPr>
         <w:t>。</w:t>
       </w:r>
+    </w:p>
+    <w:p>
+      <w:pPr>
+        <w:spacing w:before="0" w:after="0"/>
+      </w:pPr>
+    </w:p>
+    <w:p>
+      <w:pPr>
+        <w:spacing w:before="0" w:after="0"/>
+      </w:pPr>
+    </w:p>
+    <w:p>
+      <w:pPr>
+        <w:spacing w:before="0" w:after="0"/>
+      </w:pPr>
     </w:p>
     <w:p>
       <w:pPr>
@@ -7569,6 +7849,21 @@
     </w:p>
     <w:p>
       <w:pPr>
+        <w:spacing w:before="0" w:after="0"/>
+      </w:pPr>
+    </w:p>
+    <w:p>
+      <w:pPr>
+        <w:spacing w:before="0" w:after="0"/>
+      </w:pPr>
+    </w:p>
+    <w:p>
+      <w:pPr>
+        <w:spacing w:before="0" w:after="0"/>
+      </w:pPr>
+    </w:p>
+    <w:p>
+      <w:pPr>
         <w:spacing w:before="160" w:after="80"/>
       </w:pPr>
       <w:r>
@@ -7789,6 +8084,21 @@
     </w:p>
     <w:p>
       <w:pPr>
+        <w:spacing w:before="0" w:after="0"/>
+      </w:pPr>
+    </w:p>
+    <w:p>
+      <w:pPr>
+        <w:spacing w:before="0" w:after="0"/>
+      </w:pPr>
+    </w:p>
+    <w:p>
+      <w:pPr>
+        <w:spacing w:before="0" w:after="0"/>
+      </w:pPr>
+    </w:p>
+    <w:p>
+      <w:pPr>
         <w:spacing w:before="160" w:after="80"/>
       </w:pPr>
       <w:r>
@@ -8021,6 +8331,21 @@
         </w:rPr>
         <w:t>。</w:t>
       </w:r>
+    </w:p>
+    <w:p>
+      <w:pPr>
+        <w:spacing w:before="0" w:after="0"/>
+      </w:pPr>
+    </w:p>
+    <w:p>
+      <w:pPr>
+        <w:spacing w:before="0" w:after="0"/>
+      </w:pPr>
+    </w:p>
+    <w:p>
+      <w:pPr>
+        <w:spacing w:before="0" w:after="0"/>
+      </w:pPr>
     </w:p>
     <w:p>
       <w:pPr>
@@ -8715,6 +9040,31 @@
     </w:p>
     <w:p>
       <w:pPr>
+        <w:spacing w:before="0" w:after="0"/>
+      </w:pPr>
+    </w:p>
+    <w:p>
+      <w:pPr>
+        <w:spacing w:before="0" w:after="0"/>
+      </w:pPr>
+    </w:p>
+    <w:p>
+      <w:pPr>
+        <w:spacing w:before="0" w:after="0"/>
+      </w:pPr>
+    </w:p>
+    <w:p>
+      <w:pPr>
+        <w:spacing w:before="0" w:after="0"/>
+      </w:pPr>
+    </w:p>
+    <w:p>
+      <w:pPr>
+        <w:spacing w:before="0" w:after="0"/>
+      </w:pPr>
+    </w:p>
+    <w:p>
+      <w:pPr>
         <w:spacing w:before="160" w:after="80"/>
       </w:pPr>
       <w:r>
@@ -8905,6 +9255,21 @@
         </w:rPr>
         <w:t>。</w:t>
       </w:r>
+    </w:p>
+    <w:p>
+      <w:pPr>
+        <w:spacing w:before="0" w:after="0"/>
+      </w:pPr>
+    </w:p>
+    <w:p>
+      <w:pPr>
+        <w:spacing w:before="0" w:after="0"/>
+      </w:pPr>
+    </w:p>
+    <w:p>
+      <w:pPr>
+        <w:spacing w:before="0" w:after="0"/>
+      </w:pPr>
     </w:p>
     <w:p>
       <w:pPr>
@@ -9122,6 +9487,21 @@
     </w:p>
     <w:p>
       <w:pPr>
+        <w:spacing w:before="0" w:after="0"/>
+      </w:pPr>
+    </w:p>
+    <w:p>
+      <w:pPr>
+        <w:spacing w:before="0" w:after="0"/>
+      </w:pPr>
+    </w:p>
+    <w:p>
+      <w:pPr>
+        <w:spacing w:before="0" w:after="0"/>
+      </w:pPr>
+    </w:p>
+    <w:p>
+      <w:pPr>
         <w:spacing w:before="160" w:after="80"/>
       </w:pPr>
       <w:r>
@@ -9508,6 +9888,31 @@
         </w:rPr>
         <w:t>。</w:t>
       </w:r>
+    </w:p>
+    <w:p>
+      <w:pPr>
+        <w:spacing w:before="0" w:after="0"/>
+      </w:pPr>
+    </w:p>
+    <w:p>
+      <w:pPr>
+        <w:spacing w:before="0" w:after="0"/>
+      </w:pPr>
+    </w:p>
+    <w:p>
+      <w:pPr>
+        <w:spacing w:before="0" w:after="0"/>
+      </w:pPr>
+    </w:p>
+    <w:p>
+      <w:pPr>
+        <w:spacing w:before="0" w:after="0"/>
+      </w:pPr>
+    </w:p>
+    <w:p>
+      <w:pPr>
+        <w:spacing w:before="0" w:after="0"/>
+      </w:pPr>
     </w:p>
     <w:p>
       <w:pPr>
@@ -9934,6 +10339,31 @@
     </w:p>
     <w:p>
       <w:pPr>
+        <w:spacing w:before="0" w:after="0"/>
+      </w:pPr>
+    </w:p>
+    <w:p>
+      <w:pPr>
+        <w:spacing w:before="0" w:after="0"/>
+      </w:pPr>
+    </w:p>
+    <w:p>
+      <w:pPr>
+        <w:spacing w:before="0" w:after="0"/>
+      </w:pPr>
+    </w:p>
+    <w:p>
+      <w:pPr>
+        <w:spacing w:before="0" w:after="0"/>
+      </w:pPr>
+    </w:p>
+    <w:p>
+      <w:pPr>
+        <w:spacing w:before="0" w:after="0"/>
+      </w:pPr>
+    </w:p>
+    <w:p>
+      <w:pPr>
         <w:spacing w:before="160" w:after="80"/>
       </w:pPr>
       <w:r>
@@ -10110,6 +10540,21 @@
         </w:rPr>
         <w:t>。</w:t>
       </w:r>
+    </w:p>
+    <w:p>
+      <w:pPr>
+        <w:spacing w:before="0" w:after="0"/>
+      </w:pPr>
+    </w:p>
+    <w:p>
+      <w:pPr>
+        <w:spacing w:before="0" w:after="0"/>
+      </w:pPr>
+    </w:p>
+    <w:p>
+      <w:pPr>
+        <w:spacing w:before="0" w:after="0"/>
+      </w:pPr>
     </w:p>
     <w:p>
       <w:pPr>
@@ -10435,6 +10880,21 @@
     </w:p>
     <w:p>
       <w:pPr>
+        <w:spacing w:before="0" w:after="0"/>
+      </w:pPr>
+    </w:p>
+    <w:p>
+      <w:pPr>
+        <w:spacing w:before="0" w:after="0"/>
+      </w:pPr>
+    </w:p>
+    <w:p>
+      <w:pPr>
+        <w:spacing w:before="0" w:after="0"/>
+      </w:pPr>
+    </w:p>
+    <w:p>
+      <w:pPr>
         <w:spacing w:before="160" w:after="80"/>
       </w:pPr>
       <w:r>
@@ -10745,6 +11205,21 @@
     </w:p>
     <w:p>
       <w:pPr>
+        <w:spacing w:before="0" w:after="0"/>
+      </w:pPr>
+    </w:p>
+    <w:p>
+      <w:pPr>
+        <w:spacing w:before="0" w:after="0"/>
+      </w:pPr>
+    </w:p>
+    <w:p>
+      <w:pPr>
+        <w:spacing w:before="0" w:after="0"/>
+      </w:pPr>
+    </w:p>
+    <w:p>
+      <w:pPr>
         <w:spacing w:before="160" w:after="80"/>
       </w:pPr>
       <w:r>
@@ -11004,6 +11479,21 @@
         </w:rPr>
         <w:t>。</w:t>
       </w:r>
+    </w:p>
+    <w:p>
+      <w:pPr>
+        <w:spacing w:before="0" w:after="0"/>
+      </w:pPr>
+    </w:p>
+    <w:p>
+      <w:pPr>
+        <w:spacing w:before="0" w:after="0"/>
+      </w:pPr>
+    </w:p>
+    <w:p>
+      <w:pPr>
+        <w:spacing w:before="0" w:after="0"/>
+      </w:pPr>
     </w:p>
     <w:p>
       <w:pPr>
@@ -11374,6 +11864,21 @@
     </w:p>
     <w:p>
       <w:pPr>
+        <w:spacing w:before="0" w:after="0"/>
+      </w:pPr>
+    </w:p>
+    <w:p>
+      <w:pPr>
+        <w:spacing w:before="0" w:after="0"/>
+      </w:pPr>
+    </w:p>
+    <w:p>
+      <w:pPr>
+        <w:spacing w:before="0" w:after="0"/>
+      </w:pPr>
+    </w:p>
+    <w:p>
+      <w:pPr>
         <w:spacing w:before="160" w:after="80"/>
       </w:pPr>
       <w:r>
@@ -11518,6 +12023,21 @@
     </w:p>
     <w:p>
       <w:pPr>
+        <w:spacing w:before="0" w:after="0"/>
+      </w:pPr>
+    </w:p>
+    <w:p>
+      <w:pPr>
+        <w:spacing w:before="0" w:after="0"/>
+      </w:pPr>
+    </w:p>
+    <w:p>
+      <w:pPr>
+        <w:spacing w:before="0" w:after="0"/>
+      </w:pPr>
+    </w:p>
+    <w:p>
+      <w:pPr>
         <w:spacing w:before="160" w:after="80"/>
       </w:pPr>
       <w:r>
@@ -11647,6 +12167,21 @@
         </w:rPr>
         <w:t>。</w:t>
       </w:r>
+    </w:p>
+    <w:p>
+      <w:pPr>
+        <w:spacing w:before="0" w:after="0"/>
+      </w:pPr>
+    </w:p>
+    <w:p>
+      <w:pPr>
+        <w:spacing w:before="0" w:after="0"/>
+      </w:pPr>
+    </w:p>
+    <w:p>
+      <w:pPr>
+        <w:spacing w:before="0" w:after="0"/>
+      </w:pPr>
     </w:p>
     <w:p>
       <w:pPr>
@@ -12399,6 +12934,31 @@
         </w:rPr>
         <w:t>）</w:t>
       </w:r>
+    </w:p>
+    <w:p>
+      <w:pPr>
+        <w:spacing w:before="0" w:after="0"/>
+      </w:pPr>
+    </w:p>
+    <w:p>
+      <w:pPr>
+        <w:spacing w:before="0" w:after="0"/>
+      </w:pPr>
+    </w:p>
+    <w:p>
+      <w:pPr>
+        <w:spacing w:before="0" w:after="0"/>
+      </w:pPr>
+    </w:p>
+    <w:p>
+      <w:pPr>
+        <w:spacing w:before="0" w:after="0"/>
+      </w:pPr>
+    </w:p>
+    <w:p>
+      <w:pPr>
+        <w:spacing w:before="0" w:after="0"/>
+      </w:pPr>
     </w:p>
     <w:p>
       <w:pPr>
@@ -13555,6 +14115,31 @@
     </w:p>
     <w:p>
       <w:pPr>
+        <w:spacing w:before="0" w:after="0"/>
+      </w:pPr>
+    </w:p>
+    <w:p>
+      <w:pPr>
+        <w:spacing w:before="0" w:after="0"/>
+      </w:pPr>
+    </w:p>
+    <w:p>
+      <w:pPr>
+        <w:spacing w:before="0" w:after="0"/>
+      </w:pPr>
+    </w:p>
+    <w:p>
+      <w:pPr>
+        <w:spacing w:before="0" w:after="0"/>
+      </w:pPr>
+    </w:p>
+    <w:p>
+      <w:pPr>
+        <w:spacing w:before="0" w:after="0"/>
+      </w:pPr>
+    </w:p>
+    <w:p>
+      <w:pPr>
         <w:spacing w:before="160" w:after="80"/>
       </w:pPr>
       <w:r>
@@ -13991,6 +14576,21 @@
     </w:p>
     <w:p>
       <w:pPr>
+        <w:spacing w:before="0" w:after="0"/>
+      </w:pPr>
+    </w:p>
+    <w:p>
+      <w:pPr>
+        <w:spacing w:before="0" w:after="0"/>
+      </w:pPr>
+    </w:p>
+    <w:p>
+      <w:pPr>
+        <w:spacing w:before="0" w:after="0"/>
+      </w:pPr>
+    </w:p>
+    <w:p>
+      <w:pPr>
         <w:spacing w:before="160" w:after="80"/>
       </w:pPr>
       <w:r>
@@ -14362,6 +14962,21 @@
         </w:rPr>
         <w:t>。</w:t>
       </w:r>
+    </w:p>
+    <w:p>
+      <w:pPr>
+        <w:spacing w:before="0" w:after="0"/>
+      </w:pPr>
+    </w:p>
+    <w:p>
+      <w:pPr>
+        <w:spacing w:before="0" w:after="0"/>
+      </w:pPr>
+    </w:p>
+    <w:p>
+      <w:pPr>
+        <w:spacing w:before="0" w:after="0"/>
+      </w:pPr>
     </w:p>
     <w:p>
       <w:pPr>
@@ -15254,6 +15869,46 @@
         </w:rPr>
         <w:t>。</w:t>
       </w:r>
+    </w:p>
+    <w:p>
+      <w:pPr>
+        <w:spacing w:before="0" w:after="0"/>
+      </w:pPr>
+    </w:p>
+    <w:p>
+      <w:pPr>
+        <w:spacing w:before="0" w:after="0"/>
+      </w:pPr>
+    </w:p>
+    <w:p>
+      <w:pPr>
+        <w:spacing w:before="0" w:after="0"/>
+      </w:pPr>
+    </w:p>
+    <w:p>
+      <w:pPr>
+        <w:spacing w:before="0" w:after="0"/>
+      </w:pPr>
+    </w:p>
+    <w:p>
+      <w:pPr>
+        <w:spacing w:before="0" w:after="0"/>
+      </w:pPr>
+    </w:p>
+    <w:p>
+      <w:pPr>
+        <w:spacing w:before="0" w:after="0"/>
+      </w:pPr>
+    </w:p>
+    <w:p>
+      <w:pPr>
+        <w:spacing w:before="0" w:after="0"/>
+      </w:pPr>
+    </w:p>
+    <w:p>
+      <w:pPr>
+        <w:spacing w:before="0" w:after="0"/>
+      </w:pPr>
     </w:p>
     <w:p>
       <w:pPr>
@@ -16844,6 +17499,46 @@
     </w:p>
     <w:p>
       <w:pPr>
+        <w:spacing w:before="0" w:after="0"/>
+      </w:pPr>
+    </w:p>
+    <w:p>
+      <w:pPr>
+        <w:spacing w:before="0" w:after="0"/>
+      </w:pPr>
+    </w:p>
+    <w:p>
+      <w:pPr>
+        <w:spacing w:before="0" w:after="0"/>
+      </w:pPr>
+    </w:p>
+    <w:p>
+      <w:pPr>
+        <w:spacing w:before="0" w:after="0"/>
+      </w:pPr>
+    </w:p>
+    <w:p>
+      <w:pPr>
+        <w:spacing w:before="0" w:after="0"/>
+      </w:pPr>
+    </w:p>
+    <w:p>
+      <w:pPr>
+        <w:spacing w:before="0" w:after="0"/>
+      </w:pPr>
+    </w:p>
+    <w:p>
+      <w:pPr>
+        <w:spacing w:before="0" w:after="0"/>
+      </w:pPr>
+    </w:p>
+    <w:p>
+      <w:pPr>
+        <w:spacing w:before="0" w:after="0"/>
+      </w:pPr>
+    </w:p>
+    <w:p>
+      <w:pPr>
         <w:spacing w:before="160" w:after="80"/>
       </w:pPr>
       <w:r>
@@ -17882,6 +18577,46 @@
     </w:p>
     <w:p>
       <w:pPr>
+        <w:spacing w:before="0" w:after="0"/>
+      </w:pPr>
+    </w:p>
+    <w:p>
+      <w:pPr>
+        <w:spacing w:before="0" w:after="0"/>
+      </w:pPr>
+    </w:p>
+    <w:p>
+      <w:pPr>
+        <w:spacing w:before="0" w:after="0"/>
+      </w:pPr>
+    </w:p>
+    <w:p>
+      <w:pPr>
+        <w:spacing w:before="0" w:after="0"/>
+      </w:pPr>
+    </w:p>
+    <w:p>
+      <w:pPr>
+        <w:spacing w:before="0" w:after="0"/>
+      </w:pPr>
+    </w:p>
+    <w:p>
+      <w:pPr>
+        <w:spacing w:before="0" w:after="0"/>
+      </w:pPr>
+    </w:p>
+    <w:p>
+      <w:pPr>
+        <w:spacing w:before="0" w:after="0"/>
+      </w:pPr>
+    </w:p>
+    <w:p>
+      <w:pPr>
+        <w:spacing w:before="0" w:after="0"/>
+      </w:pPr>
+    </w:p>
+    <w:p>
+      <w:pPr>
         <w:spacing w:before="160" w:after="80"/>
       </w:pPr>
       <w:r>
@@ -18315,6 +19050,46 @@
         </w:rPr>
         <w:t>。</w:t>
       </w:r>
+    </w:p>
+    <w:p>
+      <w:pPr>
+        <w:spacing w:before="0" w:after="0"/>
+      </w:pPr>
+    </w:p>
+    <w:p>
+      <w:pPr>
+        <w:spacing w:before="0" w:after="0"/>
+      </w:pPr>
+    </w:p>
+    <w:p>
+      <w:pPr>
+        <w:spacing w:before="0" w:after="0"/>
+      </w:pPr>
+    </w:p>
+    <w:p>
+      <w:pPr>
+        <w:spacing w:before="0" w:after="0"/>
+      </w:pPr>
+    </w:p>
+    <w:p>
+      <w:pPr>
+        <w:spacing w:before="0" w:after="0"/>
+      </w:pPr>
+    </w:p>
+    <w:p>
+      <w:pPr>
+        <w:spacing w:before="0" w:after="0"/>
+      </w:pPr>
+    </w:p>
+    <w:p>
+      <w:pPr>
+        <w:spacing w:before="0" w:after="0"/>
+      </w:pPr>
+    </w:p>
+    <w:p>
+      <w:pPr>
+        <w:spacing w:before="0" w:after="0"/>
+      </w:pPr>
     </w:p>
     <w:p>
       <w:pPr>
@@ -19242,6 +20017,31 @@
         </w:rPr>
         <w:t xml:space="preserve"> pH。</w:t>
       </w:r>
+    </w:p>
+    <w:p>
+      <w:pPr>
+        <w:spacing w:before="0" w:after="0"/>
+      </w:pPr>
+    </w:p>
+    <w:p>
+      <w:pPr>
+        <w:spacing w:before="0" w:after="0"/>
+      </w:pPr>
+    </w:p>
+    <w:p>
+      <w:pPr>
+        <w:spacing w:before="0" w:after="0"/>
+      </w:pPr>
+    </w:p>
+    <w:p>
+      <w:pPr>
+        <w:spacing w:before="0" w:after="0"/>
+      </w:pPr>
+    </w:p>
+    <w:p>
+      <w:pPr>
+        <w:spacing w:before="0" w:after="0"/>
+      </w:pPr>
     </w:p>
     <w:p>
       <w:pPr>
@@ -19863,6 +20663,31 @@
     </w:p>
     <w:p>
       <w:pPr>
+        <w:spacing w:before="0" w:after="0"/>
+      </w:pPr>
+    </w:p>
+    <w:p>
+      <w:pPr>
+        <w:spacing w:before="0" w:after="0"/>
+      </w:pPr>
+    </w:p>
+    <w:p>
+      <w:pPr>
+        <w:spacing w:before="0" w:after="0"/>
+      </w:pPr>
+    </w:p>
+    <w:p>
+      <w:pPr>
+        <w:spacing w:before="0" w:after="0"/>
+      </w:pPr>
+    </w:p>
+    <w:p>
+      <w:pPr>
+        <w:spacing w:before="0" w:after="0"/>
+      </w:pPr>
+    </w:p>
+    <w:p>
+      <w:pPr>
         <w:spacing w:before="160" w:after="80"/>
       </w:pPr>
       <w:r>
@@ -20386,6 +21211,31 @@
     </w:p>
     <w:p>
       <w:pPr>
+        <w:spacing w:before="0" w:after="0"/>
+      </w:pPr>
+    </w:p>
+    <w:p>
+      <w:pPr>
+        <w:spacing w:before="0" w:after="0"/>
+      </w:pPr>
+    </w:p>
+    <w:p>
+      <w:pPr>
+        <w:spacing w:before="0" w:after="0"/>
+      </w:pPr>
+    </w:p>
+    <w:p>
+      <w:pPr>
+        <w:spacing w:before="0" w:after="0"/>
+      </w:pPr>
+    </w:p>
+    <w:p>
+      <w:pPr>
+        <w:spacing w:before="0" w:after="0"/>
+      </w:pPr>
+    </w:p>
+    <w:p>
+      <w:pPr>
         <w:spacing w:before="160" w:after="80"/>
       </w:pPr>
       <w:r>
@@ -20827,6 +21677,31 @@
     </w:p>
     <w:p>
       <w:pPr>
+        <w:spacing w:before="0" w:after="0"/>
+      </w:pPr>
+    </w:p>
+    <w:p>
+      <w:pPr>
+        <w:spacing w:before="0" w:after="0"/>
+      </w:pPr>
+    </w:p>
+    <w:p>
+      <w:pPr>
+        <w:spacing w:before="0" w:after="0"/>
+      </w:pPr>
+    </w:p>
+    <w:p>
+      <w:pPr>
+        <w:spacing w:before="0" w:after="0"/>
+      </w:pPr>
+    </w:p>
+    <w:p>
+      <w:pPr>
+        <w:spacing w:before="0" w:after="0"/>
+      </w:pPr>
+    </w:p>
+    <w:p>
+      <w:pPr>
         <w:spacing w:before="160" w:after="80"/>
       </w:pPr>
       <w:r>
@@ -21319,6 +22194,46 @@
         </w:rPr>
         <w:t>？</w:t>
       </w:r>
+    </w:p>
+    <w:p>
+      <w:pPr>
+        <w:spacing w:before="0" w:after="0"/>
+      </w:pPr>
+    </w:p>
+    <w:p>
+      <w:pPr>
+        <w:spacing w:before="0" w:after="0"/>
+      </w:pPr>
+    </w:p>
+    <w:p>
+      <w:pPr>
+        <w:spacing w:before="0" w:after="0"/>
+      </w:pPr>
+    </w:p>
+    <w:p>
+      <w:pPr>
+        <w:spacing w:before="0" w:after="0"/>
+      </w:pPr>
+    </w:p>
+    <w:p>
+      <w:pPr>
+        <w:spacing w:before="0" w:after="0"/>
+      </w:pPr>
+    </w:p>
+    <w:p>
+      <w:pPr>
+        <w:spacing w:before="0" w:after="0"/>
+      </w:pPr>
+    </w:p>
+    <w:p>
+      <w:pPr>
+        <w:spacing w:before="0" w:after="0"/>
+      </w:pPr>
+    </w:p>
+    <w:p>
+      <w:pPr>
+        <w:spacing w:before="0" w:after="0"/>
+      </w:pPr>
     </w:p>
     <w:p>
       <w:pPr>
@@ -21922,6 +22837,31 @@
     </w:p>
     <w:p>
       <w:pPr>
+        <w:spacing w:before="0" w:after="0"/>
+      </w:pPr>
+    </w:p>
+    <w:p>
+      <w:pPr>
+        <w:spacing w:before="0" w:after="0"/>
+      </w:pPr>
+    </w:p>
+    <w:p>
+      <w:pPr>
+        <w:spacing w:before="0" w:after="0"/>
+      </w:pPr>
+    </w:p>
+    <w:p>
+      <w:pPr>
+        <w:spacing w:before="0" w:after="0"/>
+      </w:pPr>
+    </w:p>
+    <w:p>
+      <w:pPr>
+        <w:spacing w:before="0" w:after="0"/>
+      </w:pPr>
+    </w:p>
+    <w:p>
+      <w:pPr>
         <w:spacing w:before="160" w:after="80"/>
       </w:pPr>
       <w:r>
@@ -22658,13 +23598,64 @@
     <w:p>
       <w:pPr>
         <w:pStyle w:val="BodyText"/>
-      </w:pPr>
-      <w:r>
-        <w:rPr>
-          <w:rFonts w:ascii="Times New Roman" w:hAnsi="Times New Roman" w:eastAsia="Times New Roman" w:cs="Times New Roman"/>
-        </w:rPr>
-        <w:t xml:space="preserve">A. 0.51　B. 0.72　C. 0.13　D. 0.45</w:t>
-      </w:r>
+        <w:ind w:left="480" w:hanging="480"/>
+        <w:spacing w:after="0"/>
+      </w:pPr>
+      <w:r>
+        <w:rPr>
+          <w:rFonts w:ascii="Times New Roman" w:hAnsi="Times New Roman" w:eastAsia="Times New Roman" w:cs="Times New Roman"/>
+        </w:rPr>
+        <w:t xml:space="preserve">A. 0.51　</w:t>
+      </w:r>
+    </w:p>
+    <w:p>
+      <w:pPr>
+        <w:pStyle w:val="BodyText"/>
+        <w:ind w:left="480" w:hanging="480"/>
+        <w:spacing w:before="0" w:after="0"/>
+      </w:pPr>
+      <w:r>
+        <w:rPr>
+          <w:rFonts w:ascii="Times New Roman" w:hAnsi="Times New Roman" w:eastAsia="Times New Roman" w:cs="Times New Roman"/>
+        </w:rPr>
+        <w:t xml:space="preserve">B. 0.72　</w:t>
+      </w:r>
+    </w:p>
+    <w:p>
+      <w:pPr>
+        <w:pStyle w:val="BodyText"/>
+        <w:ind w:left="480" w:hanging="480"/>
+        <w:spacing w:before="0" w:after="0"/>
+      </w:pPr>
+      <w:r>
+        <w:rPr>
+          <w:rFonts w:ascii="Times New Roman" w:hAnsi="Times New Roman" w:eastAsia="Times New Roman" w:cs="Times New Roman"/>
+        </w:rPr>
+        <w:t xml:space="preserve">C. 0.13　</w:t>
+      </w:r>
+    </w:p>
+    <w:p>
+      <w:pPr>
+        <w:pStyle w:val="BodyText"/>
+        <w:ind w:left="480" w:hanging="480"/>
+        <w:spacing w:before="0" w:after="180"/>
+      </w:pPr>
+      <w:r>
+        <w:rPr>
+          <w:rFonts w:ascii="Times New Roman" w:hAnsi="Times New Roman" w:eastAsia="Times New Roman" w:cs="Times New Roman"/>
+        </w:rPr>
+        <w:t xml:space="preserve">D. 0.45</w:t>
+      </w:r>
+    </w:p>
+    <w:p>
+      <w:pPr>
+        <w:spacing w:before="0" w:after="0"/>
+      </w:pPr>
+    </w:p>
+    <w:p>
+      <w:pPr>
+        <w:spacing w:before="0" w:after="0"/>
+      </w:pPr>
     </w:p>
     <w:p>
       <w:pPr>
@@ -23382,6 +24373,8 @@
     <w:p>
       <w:pPr>
         <w:pStyle w:val="BodyText"/>
+        <w:ind w:left="480" w:hanging="480"/>
+        <w:spacing w:after="0"/>
       </w:pPr>
       <w:r>
         <w:rPr>
@@ -23421,7 +24414,20 @@
         <w:rPr>
           <w:rFonts w:ascii="Times New Roman" w:hAnsi="Times New Roman" w:eastAsia="Times New Roman" w:cs="Times New Roman"/>
         </w:rPr>
-        <w:t xml:space="preserve">　B.</w:t>
+        <w:t xml:space="preserve">　</w:t>
+      </w:r>
+    </w:p>
+    <w:p>
+      <w:pPr>
+        <w:pStyle w:val="BodyText"/>
+        <w:ind w:left="480" w:hanging="480"/>
+        <w:spacing w:before="0" w:after="0"/>
+      </w:pPr>
+      <w:r>
+        <w:rPr>
+          <w:rFonts w:ascii="Times New Roman" w:hAnsi="Times New Roman" w:eastAsia="Times New Roman" w:cs="Times New Roman"/>
+        </w:rPr>
+        <w:t xml:space="preserve">B.</w:t>
       </w:r>
       <w:r>
         <w:rPr>
@@ -23455,7 +24461,20 @@
         <w:rPr>
           <w:rFonts w:ascii="Times New Roman" w:hAnsi="Times New Roman" w:eastAsia="Times New Roman" w:cs="Times New Roman"/>
         </w:rPr>
-        <w:t xml:space="preserve">　C.</w:t>
+        <w:t xml:space="preserve">　</w:t>
+      </w:r>
+    </w:p>
+    <w:p>
+      <w:pPr>
+        <w:pStyle w:val="BodyText"/>
+        <w:ind w:left="480" w:hanging="480"/>
+        <w:spacing w:before="0" w:after="0"/>
+      </w:pPr>
+      <w:r>
+        <w:rPr>
+          <w:rFonts w:ascii="Times New Roman" w:hAnsi="Times New Roman" w:eastAsia="Times New Roman" w:cs="Times New Roman"/>
+        </w:rPr>
+        <w:t xml:space="preserve">C.</w:t>
       </w:r>
       <w:r>
         <w:rPr>
@@ -23495,7 +24514,20 @@
         <w:rPr>
           <w:rFonts w:ascii="Times New Roman" w:hAnsi="Times New Roman" w:eastAsia="Times New Roman" w:cs="Times New Roman"/>
         </w:rPr>
-        <w:t xml:space="preserve">　D.</w:t>
+        <w:t xml:space="preserve">　</w:t>
+      </w:r>
+    </w:p>
+    <w:p>
+      <w:pPr>
+        <w:pStyle w:val="BodyText"/>
+        <w:ind w:left="480" w:hanging="480"/>
+        <w:spacing w:before="0" w:after="180"/>
+      </w:pPr>
+      <w:r>
+        <w:rPr>
+          <w:rFonts w:ascii="Times New Roman" w:hAnsi="Times New Roman" w:eastAsia="Times New Roman" w:cs="Times New Roman"/>
+        </w:rPr>
+        <w:t xml:space="preserve">D.</w:t>
       </w:r>
       <w:r>
         <w:rPr>
@@ -23534,6 +24566,16 @@
     </w:p>
     <w:p>
       <w:pPr>
+        <w:spacing w:before="0" w:after="0"/>
+      </w:pPr>
+    </w:p>
+    <w:p>
+      <w:pPr>
+        <w:spacing w:before="0" w:after="0"/>
+      </w:pPr>
+    </w:p>
+    <w:p>
+      <w:pPr>
         <w:spacing w:before="160" w:after="80"/>
       </w:pPr>
       <w:r>
@@ -24347,6 +25389,16 @@
     </w:p>
     <w:p>
       <w:pPr>
+        <w:spacing w:before="0" w:after="0"/>
+      </w:pPr>
+    </w:p>
+    <w:p>
+      <w:pPr>
+        <w:spacing w:before="0" w:after="0"/>
+      </w:pPr>
+    </w:p>
+    <w:p>
+      <w:pPr>
         <w:spacing w:before="160" w:after="80"/>
       </w:pPr>
       <w:r>
@@ -24852,6 +25904,8 @@
     <w:p>
       <w:pPr>
         <w:pStyle w:val="BodyText"/>
+        <w:ind w:left="480" w:hanging="480"/>
+        <w:spacing w:after="0"/>
       </w:pPr>
       <w:r>
         <w:rPr>
@@ -24900,7 +25954,20 @@
         <w:rPr>
           <w:rFonts w:ascii="Times New Roman" w:hAnsi="Times New Roman" w:eastAsia="Times New Roman" w:cs="Times New Roman"/>
         </w:rPr>
-        <w:t xml:space="preserve">　B.</w:t>
+        <w:t xml:space="preserve">　</w:t>
+      </w:r>
+    </w:p>
+    <w:p>
+      <w:pPr>
+        <w:pStyle w:val="BodyText"/>
+        <w:ind w:left="480" w:hanging="480"/>
+        <w:spacing w:before="0" w:after="0"/>
+      </w:pPr>
+      <w:r>
+        <w:rPr>
+          <w:rFonts w:ascii="Times New Roman" w:hAnsi="Times New Roman" w:eastAsia="Times New Roman" w:cs="Times New Roman"/>
+        </w:rPr>
+        <w:t xml:space="preserve">B.</w:t>
       </w:r>
       <w:r>
         <w:rPr>
@@ -24958,7 +26025,20 @@
         <w:rPr>
           <w:rFonts w:ascii="Times New Roman" w:hAnsi="Times New Roman" w:eastAsia="Times New Roman" w:cs="Times New Roman"/>
         </w:rPr>
-        <w:t xml:space="preserve">　C.</w:t>
+        <w:t xml:space="preserve">　</w:t>
+      </w:r>
+    </w:p>
+    <w:p>
+      <w:pPr>
+        <w:pStyle w:val="BodyText"/>
+        <w:ind w:left="480" w:hanging="480"/>
+        <w:spacing w:before="0" w:after="0"/>
+      </w:pPr>
+      <w:r>
+        <w:rPr>
+          <w:rFonts w:ascii="Times New Roman" w:hAnsi="Times New Roman" w:eastAsia="Times New Roman" w:cs="Times New Roman"/>
+        </w:rPr>
+        <w:t xml:space="preserve">C.</w:t>
       </w:r>
       <w:r>
         <w:rPr>
@@ -25025,7 +26105,20 @@
         <w:rPr>
           <w:rFonts w:ascii="Times New Roman" w:hAnsi="Times New Roman" w:eastAsia="Times New Roman" w:cs="Times New Roman"/>
         </w:rPr>
-        <w:t xml:space="preserve">　D.</w:t>
+        <w:t xml:space="preserve">　</w:t>
+      </w:r>
+    </w:p>
+    <w:p>
+      <w:pPr>
+        <w:pStyle w:val="BodyText"/>
+        <w:ind w:left="480" w:hanging="480"/>
+        <w:spacing w:before="0" w:after="180"/>
+      </w:pPr>
+      <w:r>
+        <w:rPr>
+          <w:rFonts w:ascii="Times New Roman" w:hAnsi="Times New Roman" w:eastAsia="Times New Roman" w:cs="Times New Roman"/>
+        </w:rPr>
+        <w:t xml:space="preserve">D.</w:t>
       </w:r>
       <w:r>
         <w:rPr>
@@ -25091,6 +26184,16 @@
     </w:p>
     <w:p>
       <w:pPr>
+        <w:spacing w:before="0" w:after="0"/>
+      </w:pPr>
+    </w:p>
+    <w:p>
+      <w:pPr>
+        <w:spacing w:before="0" w:after="0"/>
+      </w:pPr>
+    </w:p>
+    <w:p>
+      <w:pPr>
         <w:spacing w:before="160" w:after="80"/>
       </w:pPr>
       <w:r>
@@ -25665,6 +26768,31 @@
     </w:p>
     <w:p>
       <w:pPr>
+        <w:spacing w:before="0" w:after="0"/>
+      </w:pPr>
+    </w:p>
+    <w:p>
+      <w:pPr>
+        <w:spacing w:before="0" w:after="0"/>
+      </w:pPr>
+    </w:p>
+    <w:p>
+      <w:pPr>
+        <w:spacing w:before="0" w:after="0"/>
+      </w:pPr>
+    </w:p>
+    <w:p>
+      <w:pPr>
+        <w:spacing w:before="0" w:after="0"/>
+      </w:pPr>
+    </w:p>
+    <w:p>
+      <w:pPr>
+        <w:spacing w:before="0" w:after="0"/>
+      </w:pPr>
+    </w:p>
+    <w:p>
+      <w:pPr>
         <w:spacing w:before="160" w:after="80"/>
       </w:pPr>
       <w:r>
@@ -26457,6 +27585,21 @@
     </w:p>
     <w:p>
       <w:pPr>
+        <w:spacing w:before="0" w:after="0"/>
+      </w:pPr>
+    </w:p>
+    <w:p>
+      <w:pPr>
+        <w:spacing w:before="0" w:after="0"/>
+      </w:pPr>
+    </w:p>
+    <w:p>
+      <w:pPr>
+        <w:spacing w:before="0" w:after="0"/>
+      </w:pPr>
+    </w:p>
+    <w:p>
+      <w:pPr>
         <w:spacing w:before="160" w:after="80"/>
       </w:pPr>
       <w:r>
@@ -26999,6 +28142,31 @@
         </w:rPr>
         <w:t xml:space="preserve">。</w:t>
       </w:r>
+    </w:p>
+    <w:p>
+      <w:pPr>
+        <w:spacing w:before="0" w:after="0"/>
+      </w:pPr>
+    </w:p>
+    <w:p>
+      <w:pPr>
+        <w:spacing w:before="0" w:after="0"/>
+      </w:pPr>
+    </w:p>
+    <w:p>
+      <w:pPr>
+        <w:spacing w:before="0" w:after="0"/>
+      </w:pPr>
+    </w:p>
+    <w:p>
+      <w:pPr>
+        <w:spacing w:before="0" w:after="0"/>
+      </w:pPr>
+    </w:p>
+    <w:p>
+      <w:pPr>
+        <w:spacing w:before="0" w:after="0"/>
+      </w:pPr>
     </w:p>
     <w:p>
       <w:pPr>

--- a/00-首页/题组Word/第一轮习题集/化学原理/沉淀溶解平衡习题集-学生版.docx
+++ b/00-首页/题组Word/第一轮习题集/化学原理/沉淀溶解平衡习题集-学生版.docx
@@ -68,6 +68,14 @@
         <w:tblStyle w:val="Table"/>
         <w:tblW w:type="pct" w:w="5000"/>
         <w:tblLayout w:type="fixed"/>
+        <w:tblBorders>
+          <w:top w:val="single" w:sz="12" w:space="0" w:color="000000"/>
+          <w:left w:val="none" w:sz="0" w:space="0" w:color="auto"/>
+          <w:bottom w:val="single" w:sz="12" w:space="0" w:color="000000"/>
+          <w:right w:val="none" w:sz="0" w:space="0" w:color="auto"/>
+          <w:insideH w:val="none" w:sz="0" w:space="0" w:color="auto"/>
+          <w:insideV w:val="none" w:sz="0" w:space="0" w:color="auto"/>
+        </w:tblBorders>
         <w:tblLook w:firstRow="1" w:lastRow="0" w:firstColumn="0" w:lastColumn="0" w:noHBand="0" w:noVBand="0" w:val="0020"/>
       </w:tblPr>
       <w:tblGrid>
@@ -81,7 +89,11 @@
           <w:tblHeader w:val="on"/>
         </w:trPr>
         <w:tc>
-          <w:tcPr/>
+          <w:tcPr>
+            <w:tcBorders>
+              <w:bottom w:val="single" w:sz="8" w:space="0" w:color="000000"/>
+            </w:tcBorders>
+          </w:tcPr>
           <w:p>
             <w:pPr>
               <w:pStyle w:val="Compact"/>
@@ -97,7 +109,11 @@
           </w:p>
         </w:tc>
         <w:tc>
-          <w:tcPr/>
+          <w:tcPr>
+            <w:tcBorders>
+              <w:bottom w:val="single" w:sz="8" w:space="0" w:color="000000"/>
+            </w:tcBorders>
+          </w:tcPr>
           <w:p>
             <w:pPr>
               <w:pStyle w:val="Compact"/>
@@ -113,7 +129,11 @@
           </w:p>
         </w:tc>
         <w:tc>
-          <w:tcPr/>
+          <w:tcPr>
+            <w:tcBorders>
+              <w:bottom w:val="single" w:sz="8" w:space="0" w:color="000000"/>
+            </w:tcBorders>
+          </w:tcPr>
           <w:p>
             <w:pPr>
               <w:pStyle w:val="Compact"/>
@@ -129,7 +149,11 @@
           </w:p>
         </w:tc>
         <w:tc>
-          <w:tcPr/>
+          <w:tcPr>
+            <w:tcBorders>
+              <w:bottom w:val="single" w:sz="8" w:space="0" w:color="000000"/>
+            </w:tcBorders>
+          </w:tcPr>
           <w:p>
             <w:pPr>
               <w:pStyle w:val="Compact"/>
@@ -23598,8 +23622,8 @@
     <w:p>
       <w:pPr>
         <w:pStyle w:val="BodyText"/>
+        <w:spacing w:before="0" w:after="0"/>
         <w:ind w:left="480" w:hanging="480"/>
-        <w:spacing w:after="0"/>
       </w:pPr>
       <w:r>
         <w:rPr>
@@ -23611,34 +23635,34 @@
     <w:p>
       <w:pPr>
         <w:pStyle w:val="BodyText"/>
+        <w:spacing w:before="0" w:after="0"/>
         <w:ind w:left="480" w:hanging="480"/>
+      </w:pPr>
+      <w:r>
+        <w:rPr>
+          <w:rFonts w:ascii="Times New Roman" w:hAnsi="Times New Roman" w:eastAsia="Times New Roman" w:cs="Times New Roman"/>
+        </w:rPr>
+        <w:t xml:space="preserve">B. 0.72　</w:t>
+      </w:r>
+    </w:p>
+    <w:p>
+      <w:pPr>
+        <w:pStyle w:val="BodyText"/>
         <w:spacing w:before="0" w:after="0"/>
-      </w:pPr>
-      <w:r>
-        <w:rPr>
-          <w:rFonts w:ascii="Times New Roman" w:hAnsi="Times New Roman" w:eastAsia="Times New Roman" w:cs="Times New Roman"/>
-        </w:rPr>
-        <w:t xml:space="preserve">B. 0.72　</w:t>
+        <w:ind w:left="480" w:hanging="480"/>
+      </w:pPr>
+      <w:r>
+        <w:rPr>
+          <w:rFonts w:ascii="Times New Roman" w:hAnsi="Times New Roman" w:eastAsia="Times New Roman" w:cs="Times New Roman"/>
+        </w:rPr>
+        <w:t xml:space="preserve">C. 0.13　</w:t>
       </w:r>
     </w:p>
     <w:p>
       <w:pPr>
         <w:pStyle w:val="BodyText"/>
+        <w:spacing w:before="0" w:after="0"/>
         <w:ind w:left="480" w:hanging="480"/>
-        <w:spacing w:before="0" w:after="0"/>
-      </w:pPr>
-      <w:r>
-        <w:rPr>
-          <w:rFonts w:ascii="Times New Roman" w:hAnsi="Times New Roman" w:eastAsia="Times New Roman" w:cs="Times New Roman"/>
-        </w:rPr>
-        <w:t xml:space="preserve">C. 0.13　</w:t>
-      </w:r>
-    </w:p>
-    <w:p>
-      <w:pPr>
-        <w:pStyle w:val="BodyText"/>
-        <w:ind w:left="480" w:hanging="480"/>
-        <w:spacing w:before="0" w:after="180"/>
       </w:pPr>
       <w:r>
         <w:rPr>
@@ -24373,8 +24397,8 @@
     <w:p>
       <w:pPr>
         <w:pStyle w:val="BodyText"/>
+        <w:spacing w:before="0" w:after="0"/>
         <w:ind w:left="480" w:hanging="480"/>
-        <w:spacing w:after="0"/>
       </w:pPr>
       <w:r>
         <w:rPr>
@@ -24420,8 +24444,8 @@
     <w:p>
       <w:pPr>
         <w:pStyle w:val="BodyText"/>
+        <w:spacing w:before="0" w:after="0"/>
         <w:ind w:left="480" w:hanging="480"/>
-        <w:spacing w:before="0" w:after="0"/>
       </w:pPr>
       <w:r>
         <w:rPr>
@@ -24467,8 +24491,8 @@
     <w:p>
       <w:pPr>
         <w:pStyle w:val="BodyText"/>
+        <w:spacing w:before="0" w:after="0"/>
         <w:ind w:left="480" w:hanging="480"/>
-        <w:spacing w:before="0" w:after="0"/>
       </w:pPr>
       <w:r>
         <w:rPr>
@@ -24520,8 +24544,8 @@
     <w:p>
       <w:pPr>
         <w:pStyle w:val="BodyText"/>
+        <w:spacing w:before="0" w:after="0"/>
         <w:ind w:left="480" w:hanging="480"/>
-        <w:spacing w:before="0" w:after="180"/>
       </w:pPr>
       <w:r>
         <w:rPr>
@@ -24786,6 +24810,7 @@
     <w:p>
       <w:pPr>
         <w:pStyle w:val="BodyText"/>
+        <w:spacing w:before="0" w:after="0"/>
       </w:pPr>
       <w:r>
         <w:rPr>
@@ -25071,6 +25096,7 @@
     <w:p>
       <w:pPr>
         <w:pStyle w:val="BodyText"/>
+        <w:spacing w:before="0" w:after="0"/>
       </w:pPr>
       <w:r>
         <w:rPr>
@@ -25144,6 +25170,7 @@
     <w:p>
       <w:pPr>
         <w:pStyle w:val="BodyText"/>
+        <w:spacing w:before="0" w:after="0"/>
       </w:pPr>
       <w:r>
         <w:rPr>
@@ -25373,6 +25400,7 @@
     <w:p>
       <w:pPr>
         <w:pStyle w:val="BodyText"/>
+        <w:spacing w:before="0" w:after="0"/>
       </w:pPr>
       <w:r>
         <w:rPr>
@@ -25904,8 +25932,8 @@
     <w:p>
       <w:pPr>
         <w:pStyle w:val="BodyText"/>
+        <w:spacing w:before="0" w:after="0"/>
         <w:ind w:left="480" w:hanging="480"/>
-        <w:spacing w:after="0"/>
       </w:pPr>
       <w:r>
         <w:rPr>
@@ -25960,8 +25988,8 @@
     <w:p>
       <w:pPr>
         <w:pStyle w:val="BodyText"/>
+        <w:spacing w:before="0" w:after="0"/>
         <w:ind w:left="480" w:hanging="480"/>
-        <w:spacing w:before="0" w:after="0"/>
       </w:pPr>
       <w:r>
         <w:rPr>
@@ -26031,8 +26059,8 @@
     <w:p>
       <w:pPr>
         <w:pStyle w:val="BodyText"/>
+        <w:spacing w:before="0" w:after="0"/>
         <w:ind w:left="480" w:hanging="480"/>
-        <w:spacing w:before="0" w:after="0"/>
       </w:pPr>
       <w:r>
         <w:rPr>
@@ -26111,8 +26139,8 @@
     <w:p>
       <w:pPr>
         <w:pStyle w:val="BodyText"/>
+        <w:spacing w:before="0" w:after="0"/>
         <w:ind w:left="480" w:hanging="480"/>
-        <w:spacing w:before="0" w:after="180"/>
       </w:pPr>
       <w:r>
         <w:rPr>
@@ -29000,7 +29028,7 @@
     <ns0:rPr>
       <ns0:rFonts ns0:ascii="Times New Roman" ns0:cs="Times New Roman" ns0:eastAsia="SimHei" ns0:hAnsi="Times New Roman"/>
       <ns0:b/>
-      <ns0:color ns0:val="17324D"/>
+      <ns0:color ns0:val="000000"/>
       <ns0:sz ns0:val="44"/>
       <ns0:szCs ns0:val="56"/>
     </ns0:rPr>
@@ -29142,7 +29170,7 @@
     <ns0:rPr>
       <ns0:rFonts ns0:ascii="Times New Roman" ns0:cs="Times New Roman" ns0:eastAsia="SimHei" ns0:hAnsi="Times New Roman"/>
       <ns0:b/>
-      <ns0:color ns0:val="17324D"/>
+      <ns0:color ns0:val="000000"/>
       <ns0:sz ns0:val="32"/>
       <ns0:szCs ns0:val="40"/>
     </ns0:rPr>
@@ -29166,7 +29194,7 @@
     <ns0:rPr>
       <ns0:rFonts ns0:ascii="Times New Roman" ns0:cs="Times New Roman" ns0:eastAsia="SimHei" ns0:hAnsi="Times New Roman"/>
       <ns0:b/>
-      <ns0:color ns0:val="17324D"/>
+      <ns0:color ns0:val="000000"/>
       <ns0:sz ns0:val="28"/>
       <ns0:szCs ns0:val="32"/>
     </ns0:rPr>
@@ -29190,7 +29218,7 @@
     <ns0:rPr>
       <ns0:rFonts ns0:ascii="Times New Roman" ns0:cs="Times New Roman" ns0:eastAsia="SimHei" ns0:hAnsi="Times New Roman"/>
       <ns0:b/>
-      <ns0:color ns0:val="17324D"/>
+      <ns0:color ns0:val="000000"/>
       <ns0:sz ns0:val="25"/>
       <ns0:szCs ns0:val="28"/>
     </ns0:rPr>
